--- a/backend/templates/fabrikant_contract_project.docx
+++ b/backend/templates/fabrikant_contract_project.docx
@@ -1611,7 +1611,7 @@
           <w:sz w:val="24"/>
           <w:szCs w:val="24"/>
         </w:rPr>
-        <w:t xml:space="preserve">4.1. Общая стоимость товаров, поставляемых по Договору (далее – цена товара), составляет {{ contract_price_num }} ({{ contract_price_words }}) рублей 00 копеек, {% if vat_applicable %}в том числе НДС в размере {{ vat_rate }}%{% else %}НДС не облагается на основании {{ vat_exemption_article }}{% endif %}.</w:t>
+        <w:t xml:space="preserve">4.1. Общая стоимость товаров, поставляемых по Договору (далее – цена товара), составляет {{ contract_price_num }} ({{ contract_price_words }}) рублей 00 копеек, {% if vat_undetermined %}в том числе НДС, если Поставщик является плательщиком НДС (НДС не облагается, если Поставщик не является плательщиком НДС){% elif vat_applicable %}в том числе НДС в размере {{ vat_rate }}%{% else %}НДС не облагается на основании {{ vat_exemption_article }}{% endif %}.</w:t>
       </w:r>
     </w:p>
     <w:p>
